--- a/docs/manuscrit/Article_resserre.docx
+++ b/docs/manuscrit/Article_resserre.docx
@@ -685,7 +685,19 @@
         <w:rPr>
           <w:color w:val="1F4E79"/>
         </w:rPr>
-        <w:t xml:space="preserve">Because the threshold also decides which samples enter, the two effects were separated. On the samples retained at 3,000 reads, matrices recomputed at 500 reads were nearly invariant for the abundance-weighted metrics (weighted UniFrac r = 0.9994, Bray-Curtis r = 0.9985) but not for the presence-based ones (Jaccard r = 0.9617, unweighted UniFrac r = 0.9373), observed richness falling by 42 %. Retention at 3,000 reads is not random with respect to category: in the caudal fin 50 % of intermediate hybrids passed the threshold against 86 % of </w:t>
+        <w:t xml:space="preserve">Because the threshold also decides which samples enter, the two effects were separated. On the samples retained at 3,000 reads, matrices recomputed at 500 reads were nearly invariant for the abundance-weighted metrics (weighted UniFrac r = 0.9994, Bray-Curtis r = 0.9985) but not for the presence-based ones (Jaccard r = 0.9617, unweighted UniFrac r = 0.9373), observed richness falling by 42 %. Retention at 3,000 reads is not random with respect to category: </w:t>
+      </w:r>
+      <w:r>
+        <w:rPr>
+          <w:color w:val="1F4E79"/>
+        </w:rPr>
+        <w:t>in the caudal fin, in sequencing run durance1, 50 % of intermediate hybrids</w:t>
+      </w:r>
+      <w:r>
+        <w:rPr>
+          <w:color w:val="1F4E79"/>
+        </w:rPr>
+        <w:t xml:space="preserve"> passed the threshold against 86 % of </w:t>
       </w:r>
       <w:r>
         <w:rPr>
@@ -698,7 +710,15 @@
         <w:rPr>
           <w:color w:val="1F4E79"/>
         </w:rPr>
-        <w:t xml:space="preserve"> (pass 1), and 67 % of all 42 hybrids (pass 2), a gap of 36 and 20 points respectively. Claims resting on abundance-weighted metrics are therefore accompanied by a sensitivity analysis at 500 reads, where the caudal-fin gap falls to 3.8 points (pass 1) and 5.7 points (pass 2) and 2,067 samples are retained (1,825 in pass 1); claims resting on presence-based metrics are reported at 3,000 reads with the selection declared, the midgut gap (14.0 and 8.9 points) persisting at 500 reads in any case (Supplementary Table S6 and Figure S2).</w:t>
+        <w:t xml:space="preserve"> (pass 1), and 67 % of all 42 hybrids (pass 2), a gap of 36 and 20 points respectively. Claims resting on abundance-weighted metrics are therefore accompanied by a sensitivity analysis at 500 reads, where the caudal-fin gap falls to 3.8 points (pass 1) and 5.7 points (pass 2) and 2,067 samples are retained (1,825 in pass 1); claims resting on presence-based metrics are reported at 3,000 reads with the selection declared, the midgut gap (14.0 and 8.9 points) persisting at 500 reads in any case (Supplementary Table S6 and Figure S1).</w:t>
+      </w:r>
+      <w:r>
+        <w:rPr>
+          <w:i/>
+          <w:color w:val="888888"/>
+          <w:sz w:val="18"/>
+        </w:rPr>
+        <w:t xml:space="preserve"> [Écarts de rétention : valeurs du run durance1 (scripts/43-retention_profondeur.py, results/depth_agreement/retention_par_categorie.tsv, 2026-10-05) ; aucun script ne les produisait auparavant. Sur les trois runs : caudale à 3 000 lectures 29,0–36,4 points (passe 1) et 14,7–19,8 (passe 2) ; à 500 lectures 2,6–3,8 et 3,4–5,7 ; midgut à 500 lectures 5,7–14,0 et 7,8–8,9 (runs confondus : 32,3 / 17,2 ; 3,4 / 4,5 ; 8,5 / 8,2). Le midgut de la passe 1 dépend du run (14,0 dans durance1, 5,7 dans les deux autres). Rapporter la valeur d'un run ou l'étendue : à trancher par JF.]</w:t>
       </w:r>
     </w:p>
     <w:p>
@@ -1269,7 +1289,7 @@
           <w:i w:val="0"/>
           <w:color w:val="1F4E79"/>
         </w:rPr>
-        <w:t xml:space="preserve"> and Figure S1.</w:t>
+        <w:t xml:space="preserve"> and Figure S2.</w:t>
       </w:r>
       <w:r>
         <w:rPr>
@@ -1783,7 +1803,19 @@
         <w:rPr>
           <w:color w:val="1F4E79"/>
         </w:rPr>
-        <w:t xml:space="preserve">The 4H index adds two points. First, in its abundance-based version — the form in which the framework's authors compared published systems [14] — the index placed every compartment on the parental axis (Gain + Loss = 0.22–0.35), as in the </w:t>
+        <w:t xml:space="preserve">The 4H index adds two points. First, in its abundance-based version — </w:t>
+      </w:r>
+      <w:r>
+        <w:rPr>
+          <w:color w:val="1F4E79"/>
+        </w:rPr>
+        <w:t>one of the two forms in which the framework's authors compared published systems [14]</w:t>
+      </w:r>
+      <w:r>
+        <w:rPr>
+          <w:color w:val="1F4E79"/>
+        </w:rPr>
+        <w:t xml:space="preserve"> — the index placed every compartment on the parental axis (Gain + Loss = 0.22–0.35), as in the </w:t>
       </w:r>
       <w:r>
         <w:rPr>
@@ -2194,7 +2226,7 @@
         <w:rPr>
           <w:color w:val="1F4E79"/>
         </w:rPr>
-        <w:t>1. Bordenstein SR, Theis KR. Host Biology in Light of the Microbiome: Ten Principles of Holobionts and Hologenomes. PLOS Biology. 2015;13:e1002226. https://doi.org/10.1371/journal.pbio.1002226.</w:t>
+        <w:t>1. Bordenstein SR, Theis KR. Host Biology in Light of the Microbiome: Ten Principles of Holobionts and Hologenomes. PLoS Biol. 2015;13:e1002226. https://doi.org/10.1371/journal.pbio.1002226.</w:t>
       </w:r>
     </w:p>
     <w:p>
@@ -2203,7 +2235,7 @@
         <w:rPr>
           <w:color w:val="1F4E79"/>
         </w:rPr>
-        <w:t>2. Shapira M. Gut Microbiotas and Host Evolution: Scaling Up Symbiosis. Trends in Ecology &amp; Evolution. 2016;31:539–549. https://doi.org/10.1016/j.tree.2016.03.006.</w:t>
+        <w:t>2. Shapira M. Gut Microbiotas and Host Evolution: Scaling Up Symbiosis. Trends Ecol Evol. 2016;31:539–549. https://doi.org/10.1016/j.tree.2016.03.006.</w:t>
       </w:r>
     </w:p>
     <w:p>
@@ -2221,7 +2253,7 @@
         <w:rPr>
           <w:color w:val="1F4E79"/>
         </w:rPr>
-        <w:t>4. Adair KL, Douglas AE. Making a microbiome: the many determinants of host-associated microbial community composition. Current Opinion in Microbiology. 2017;35:23–29. https://doi.org/10.1016/j.mib.2016.11.002.</w:t>
+        <w:t>4. Adair KL, Douglas AE. Making a microbiome: the many determinants of host-associated microbial community composition. Curr Opin Microbiol. 2017;35:23–29. https://doi.org/10.1016/j.mib.2016.11.002.</w:t>
       </w:r>
     </w:p>
     <w:p>
@@ -2230,7 +2262,7 @@
         <w:rPr>
           <w:color w:val="1F4E79"/>
         </w:rPr>
-        <w:t>5. Llewellyn MS, Boutin S, Hoseinifar SH, Derome N. Teleost microbiomes: the state of the art in their characterization, manipulation and importance in aquaculture and fisheries. Frontiers in Microbiology. 2014;5. https://doi.org/10.3389/fmicb.2014.00207.</w:t>
+        <w:t>5. Llewellyn MS, Boutin S, Hoseinifar SH, Derome N. Teleost microbiomes: the state of the art in their characterization, manipulation and importance in aquaculture and fisheries. Front Microbiol. 2014;5. https://doi.org/10.3389/fmicb.2014.00207.</w:t>
       </w:r>
     </w:p>
     <w:p>
@@ -2239,7 +2271,7 @@
         <w:rPr>
           <w:color w:val="1F4E79"/>
         </w:rPr>
-        <w:t>6. Sevellec M, Pavey SA, Boutin S, Filteau M, Derome N, Bernatchez L. Microbiome investigation in the ecological speciation context of lake whitefish (Coregonus clupeaformis) using next‐generation sequencing. Journal of Evolutionary Biology. 2014;27:1029–1046. https://doi.org/10.1111/jeb.12374.</w:t>
+        <w:t>6. Sevellec M, Pavey SA, Boutin S, Filteau M, Derome N, Bernatchez L. Microbiome investigation in the ecological speciation context of lake whitefish (Coregonus clupeaformis) using next‐generation sequencing. J Evol Biol. 2014;27:1029–1046. https://doi.org/10.1111/jeb.12374.</w:t>
       </w:r>
     </w:p>
     <w:p>
@@ -2248,7 +2280,7 @@
         <w:rPr>
           <w:color w:val="1F4E79"/>
         </w:rPr>
-        <w:t>7. Smith CCR, Snowberg LK, Caporaso JG, Knight R, Bolnick DI. Dietary input of microbes and host genetic variation shape among-population differences in stickleback gut microbiota. The ISME Journal. 2015;9:2515–2526. https://doi.org/10.1038/ismej.2015.64.</w:t>
+        <w:t>7. Smith CCR, Snowberg LK, Caporaso JG, Knight R, Bolnick DI. Dietary input of microbes and host genetic variation shape among-population differences in stickleback gut microbiota. ISME J. 2015;9:2515–2526. https://doi.org/10.1038/ismej.2015.64.</w:t>
       </w:r>
     </w:p>
     <w:p>
@@ -2284,7 +2316,7 @@
         <w:rPr>
           <w:color w:val="1F4E79"/>
         </w:rPr>
-        <w:t>11. Wang J, Kalyan S, Steck N, Turner LM, Harr B, Künzel S, Vallier M, Häsler R, Franke A, Oberg H-H, Ibrahim SM, Grassl GA, Kabelitz D, Baines JF. Analysis of intestinal microbiota in hybrid house mice reveals evolutionary divergence in a vertebrate hologenome. Nature Communications. 2015;6:6440. https://doi.org/10.1038/ncomms7440.</w:t>
+        <w:t>11. Wang J, Kalyan S, Steck N, Turner LM, Harr B, Künzel S, Vallier M, Häsler R, Franke A, Oberg H-H, Ibrahim SM, Grassl GA, Kabelitz D, Baines JF. Analysis of intestinal microbiota in hybrid house mice reveals evolutionary divergence in a vertebrate hologenome. Nat Commun. 2015;6:6440. https://doi.org/10.1038/ncomms7440.</w:t>
       </w:r>
     </w:p>
     <w:p>
@@ -2293,7 +2325,7 @@
         <w:rPr>
           <w:color w:val="1F4E79"/>
         </w:rPr>
-        <w:t>12. Pfennig KS, Kelly AL, Pierce AA. Hybridization as a facilitator of species range expansion. Proceedings of the Royal Society B: Biological Sciences. 2016;283:20161329. https://doi.org/10.1098/rspb.2016.1329.</w:t>
+        <w:t>12. Pfennig KS, Kelly AL, Pierce AA. Hybridization as a facilitator of species range expansion. Proc Biol Sci. 2016;283:20161329. https://doi.org/10.1098/rspb.2016.1329.</w:t>
       </w:r>
     </w:p>
     <w:p>
@@ -2311,7 +2343,7 @@
         <w:rPr>
           <w:color w:val="1F4E79"/>
         </w:rPr>
-        <w:t>14. Camper BT, Laughlin Z, Malagon D, Denton R, Bewick S. A conceptual framework for host‐associated microbiomes of hybrid organisms. Methods in Ecology and Evolution. 2024;15:511–529. https://doi.org/10.1111/2041-210x.14279.</w:t>
+        <w:t>14. Camper BT, Laughlin Z, Malagon D, Denton R, Bewick S. A conceptual framework for host‐associated microbiomes of hybrid organisms. Methods Ecol Evol. 2024;15:511–529. https://doi.org/10.1111/2041-210x.14279.</w:t>
       </w:r>
     </w:p>
     <w:p>
@@ -2329,7 +2361,7 @@
         <w:rPr>
           <w:color w:val="1F4E79"/>
         </w:rPr>
-        <w:t>16. Li W, Liu J, Tan H, Yang C, Ren L, Liu Q, Wang S, Hu F, Xiao J, Zhao R, Tao M, Zhang C, Qin Q, Liu S. Genetic Effects on the Gut Microbiota Assemblages of Hybrid Fish From Parents With Different Feeding Habits. Frontiers in Microbiology. 2018;9:2972. https://doi.org/10.3389/fmicb.2018.02972.</w:t>
+        <w:t>16. Li W, Liu J, Tan H, Yang C, Ren L, Liu Q, Wang S, Hu F, Xiao J, Zhao R, Tao M, Zhang C, Qin Q, Liu S. Genetic Effects on the Gut Microbiota Assemblages of Hybrid Fish From Parents With Different Feeding Habits. Front Microbiol. 2018;9:2972. https://doi.org/10.3389/fmicb.2018.02972.</w:t>
       </w:r>
     </w:p>
     <w:p>
@@ -2347,7 +2379,7 @@
         <w:rPr>
           <w:color w:val="1F4E79"/>
         </w:rPr>
-        <w:t>18. Wang Q, Liu J-H, Wen B, Gao J-Z, Chen Z-Z. Gut microbiota communities of reciprocal hybrids from koi (Cyprinus carpio) and goldfish (Carassius auratus) are more similar to koi than goldfish. Journal of Applied Microbiology. 2022;133:960–971. https://doi.org/10.1111/jam.15616.</w:t>
+        <w:t>18. Wang Q, Liu J-H, Wen B, Gao J-Z, Chen Z-Z. Gut microbiota communities of reciprocal hybrids from koi (Cyprinus carpio) and goldfish (Carassius auratus) are more similar to koi than goldfish. J Appl Microbiol. 2022;133:960–971. https://doi.org/10.1111/jam.15616.</w:t>
       </w:r>
     </w:p>
     <w:p>
@@ -2356,7 +2388,7 @@
         <w:rPr>
           <w:color w:val="1F4E79"/>
         </w:rPr>
-        <w:t>19. Sevellec M, Laporte M, Bernatchez A, Derome N, Bernatchez L. Evidence for host effect on the intestinal microbiota of whitefish (Coregonus sp.) species pairs and their hybrids. Ecology and Evolution. 2019;9:11762–11774. https://doi.org/10.1002/ece3.5676.</w:t>
+        <w:t>19. Sevellec M, Laporte M, Bernatchez A, Derome N, Bernatchez L. Evidence for host effect on the intestinal microbiota of whitefish (Coregonus sp.) species pairs and their hybrids. Ecol Evol. 2019;9:11762–11774. https://doi.org/10.1002/ece3.5676.</w:t>
       </w:r>
     </w:p>
     <w:p>
@@ -2374,7 +2406,7 @@
         <w:rPr>
           <w:color w:val="1F4E79"/>
         </w:rPr>
-        <w:t>21. Nielsen DP, Harrison JG, Byer NW, Faske TM, Parchman TL, Simison WB, Matocq MD. The gut microbiome reflects ancestry despite dietary shifts across a hybrid zone. Ecology Letters. 2023;26:63–75. https://doi.org/10.1111/ele.14135.</w:t>
+        <w:t>21. Nielsen DP, Harrison JG, Byer NW, Faske TM, Parchman TL, Simison WB, Matocq MD. The gut microbiome reflects ancestry despite dietary shifts across a hybrid zone. Ecol Lett. 2023;26:63–75. https://doi.org/10.1111/ele.14135.</w:t>
       </w:r>
     </w:p>
     <w:p>
@@ -2392,7 +2424,7 @@
         <w:rPr>
           <w:color w:val="1F4E79"/>
         </w:rPr>
-        <w:t>23. Grieneisen LE, Charpentier MJE, Alberts SC, Blekhman R, Bradburd G, Tung J, Archie EA. Genes, geology and germs: gut microbiota across a primate hybrid zone are explained by site soil properties, not host species. Proceedings of the Royal Society B: Biological Sciences. 2019;286:20190431. https://doi.org/10.1098/rspb.2019.0431.</w:t>
+        <w:t>23. Grieneisen LE, Charpentier MJE, Alberts SC, Blekhman R, Bradburd G, Tung J, Archie EA. Genes, geology and germs: gut microbiota across a primate hybrid zone are explained by site soil properties, not host species. Proc Biol Sci. 2019;286:20190431. https://doi.org/10.1098/rspb.2019.0431.</w:t>
       </w:r>
     </w:p>
     <w:p>
@@ -2401,7 +2433,7 @@
         <w:rPr>
           <w:color w:val="1F4E79"/>
         </w:rPr>
-        <w:t>24. Čížková D, Schmiedová L, Kváč M, Sak B, Macholán M, Piálek J, Kreisinger J. The effect of host admixture on wild house mouse gut microbiota is weak when accounting for spatial autocorrelation. Molecular Ecology. 2024;33:e17192. https://doi.org/10.1111/mec.17192.</w:t>
+        <w:t>24. Čížková D, Schmiedová L, Kváč M, Sak B, Macholán M, Piálek J, Kreisinger J. The effect of host admixture on wild house mouse gut microbiota is weak when accounting for spatial autocorrelation. Mol Ecol. 2024;33:e17192. https://doi.org/10.1111/mec.17192.</w:t>
       </w:r>
     </w:p>
     <w:p>
@@ -2428,7 +2460,7 @@
         <w:rPr>
           <w:color w:val="1F4E79"/>
         </w:rPr>
-        <w:t>27. COSTEDOAT C, PECH N, SALDUCCI M-D, CHAPPAZ R, GILLES A. Evolution of mosaic hybrid zone between invasive and endemic species of Cyprinidae through space and time. Biological Journal of the Linnean Society. 2005;85:135–155. https://doi.org/10.1111/j.1095-8312.2005.00478.x.</w:t>
+        <w:t>27. COSTEDOAT C, PECH N, SALDUCCI M-D, CHAPPAZ R, GILLES A. Evolution of mosaic hybrid zone between invasive and endemic species of Cyprinidae through space and time. Biol J Linn Soc Lond. 2005;85:135–155. https://doi.org/10.1111/j.1095-8312.2005.00478.x.</w:t>
       </w:r>
     </w:p>
     <w:p>
@@ -2437,7 +2469,7 @@
         <w:rPr>
           <w:color w:val="1F4E79"/>
         </w:rPr>
-        <w:t>28. Sinama M, Gilles A, Costedoat C, Corse E, Olivier J-M, Chappaz R, Pech N. Non-homogeneous combination of two porous genomes induces complex body shape trajectories in cyprinid hybrids. Frontiers in Zoology. 2013;10:22. https://doi.org/10.1186/1742-9994-10-22.</w:t>
+        <w:t>28. Sinama M, Gilles A, Costedoat C, Corse E, Olivier J-M, Chappaz R, Pech N. Non-homogeneous combination of two porous genomes induces complex body shape trajectories in cyprinid hybrids. Front Zool. 2013;10:22. https://doi.org/10.1186/1742-9994-10-22.</w:t>
       </w:r>
     </w:p>
     <w:p>
@@ -2455,7 +2487,7 @@
         <w:rPr>
           <w:color w:val="1F4E79"/>
         </w:rPr>
-        <w:t>30. SEEHAUSEN O, TAKIMOTO G, ROY D, JOKELA J. Speciation reversal and biodiversity dynamics with hybridization in changing environments. Molecular Ecology. 2008;17:30–44. https://doi.org/10.1111/j.1365-294x.2007.03529.x.</w:t>
+        <w:t>30. SEEHAUSEN O, TAKIMOTO G, ROY D, JOKELA J. Speciation reversal and biodiversity dynamics with hybridization in changing environments. Mol Ecol. 2008;17:30–44. https://doi.org/10.1111/j.1365-294x.2007.03529.x.</w:t>
       </w:r>
     </w:p>
     <w:p>
@@ -2464,7 +2496,7 @@
         <w:rPr>
           <w:color w:val="1F4E79"/>
         </w:rPr>
-        <w:t>31. Guivier E, Martin J-F, Pech N, Ungaro A, Chappaz R, Gilles A. Microbiota Diversity Within and Between the Tissues of Two Wild Interbreeding Species. Microbial Ecology. 2018;75:799–810. https://doi.org/10.1007/s00248-017-1077-9.</w:t>
+        <w:t>31. Guivier E, Martin J-F, Pech N, Ungaro A, Chappaz R, Gilles A. Microbiota Diversity Within and Between the Tissues of Two Wild Interbreeding Species. Microb Ecol. 2018;75:799–810. https://doi.org/10.1007/s00248-017-1077-9.</w:t>
       </w:r>
     </w:p>
     <w:p>
@@ -2473,7 +2505,7 @@
         <w:rPr>
           <w:color w:val="1F4E79"/>
         </w:rPr>
-        <w:t>32. Kozich JJ, Westcott SL, Baxter NT, Highlander SK, Schloss PD. Development of a Dual-Index Sequencing Strategy and Curation Pipeline for Analyzing Amplicon Sequence Data on the MiSeq Illumina Sequencing Platform. Applied and Environmental Microbiology. 2013;79:5112–5120. https://doi.org/10.1128/aem.01043-13.</w:t>
+        <w:t>32. Kozich JJ, Westcott SL, Baxter NT, Highlander SK, Schloss PD. Development of a Dual-Index Sequencing Strategy and Curation Pipeline for Analyzing Amplicon Sequence Data on the MiSeq Illumina Sequencing Platform. Appl Environ Microbiol. 2013;79:5112–5120. https://doi.org/10.1128/aem.01043-13.</w:t>
       </w:r>
     </w:p>
     <w:p>
@@ -2491,7 +2523,7 @@
         <w:rPr>
           <w:color w:val="1F4E79"/>
         </w:rPr>
-        <w:t>34. Martin M. Cutadapt removes adapter sequences from high-throughput sequencing reads. EMBnet.journal. 2011;17:10. https://doi.org/10.14806/ej.17.1.200.</w:t>
+        <w:t>34. Martin M. Cutadapt removes adapter sequences from high-throughput sequencing reads. EMBnet J. 2011;17:10. https://doi.org/10.14806/ej.17.1.200.</w:t>
       </w:r>
     </w:p>
     <w:p>
@@ -2500,7 +2532,7 @@
         <w:rPr>
           <w:color w:val="1F4E79"/>
         </w:rPr>
-        <w:t>35. Callahan BJ, McMurdie PJ, Rosen MJ, Han AW, Johnson AJA, Holmes SP. DADA2: High-resolution sample inference from Illumina amplicon data. Nature Methods. 2016;13:581–583. https://doi.org/10.1038/nmeth.3869.</w:t>
+        <w:t>35. Callahan BJ, McMurdie PJ, Rosen MJ, Han AW, Johnson AJA, Holmes SP. DADA2: High-resolution sample inference from Illumina amplicon data. Nat Methods. 2016;13:581–583. https://doi.org/10.1038/nmeth.3869.</w:t>
       </w:r>
     </w:p>
     <w:p>
@@ -2509,7 +2541,7 @@
         <w:rPr>
           <w:color w:val="1F4E79"/>
         </w:rPr>
-        <w:t>36. Quast C, Pruesse E, Yilmaz P, Gerken J, Schweer T, Yarza P, Peplies J, Glöckner FO. The SILVA ribosomal RNA gene database project: improved data processing and web-based tools. Nucleic Acids Research. 2013;41:D590–D596. https://doi.org/10.1093/nar/gks1219.</w:t>
+        <w:t>36. Quast C, Pruesse E, Yilmaz P, Gerken J, Schweer T, Yarza P, Peplies J, Glöckner FO. The SILVA ribosomal RNA gene database project: improved data processing and web-based tools. Nucleic Acids Res. 2013;41:D590–D596. https://doi.org/10.1093/nar/gks1219.</w:t>
       </w:r>
     </w:p>
     <w:p>
@@ -2527,7 +2559,7 @@
         <w:rPr>
           <w:color w:val="1F4E79"/>
         </w:rPr>
-        <w:t>38. Bolyen E, Rideout JR, Dillon MR, Bokulich NA, Abnet CC, Al-Ghalith GA, Alexander H, Alm EJ, Arumugam M, Asnicar F, Bai Y, Bisanz JE, Bittinger K, Brejnrod A, Brislawn CJ, Brown CT, Callahan BJ, Caraballo-Rodríguez AM, Chase J, Cope EK, Da Silva R, Diener C, Dorrestein PC, Douglas GM, Durall DM, Duvallet C, Edwardson CF, Ernst M, Estaki M, Fouquier J, et al.. Reproducible, interactive, scalable and extensible microbiome data science using QIIME 2. Nature Biotechnology. 2019;37:852–857. https://doi.org/10.1038/s41587-019-0209-9.</w:t>
+        <w:t>38. Bolyen E, Rideout JR, Dillon MR, Bokulich NA, Abnet CC, Al-Ghalith GA, Alexander H, Alm EJ, Arumugam M, Asnicar F, Bai Y, Bisanz JE, Bittinger K, Brejnrod A, Brislawn CJ, Brown CT, Callahan BJ, Caraballo-Rodríguez AM, Chase J, Cope EK, Da Silva R, Diener C, Dorrestein PC, Douglas GM, Durall DM, Duvallet C, Edwardson CF, Ernst M, Estaki M, Fouquier J, et al.. Reproducible, interactive, scalable and extensible microbiome data science using QIIME 2. Nat Biotechnol. 2019;37:852–857. https://doi.org/10.1038/s41587-019-0209-9.</w:t>
       </w:r>
     </w:p>
     <w:p>
@@ -2536,7 +2568,7 @@
         <w:rPr>
           <w:color w:val="1F4E79"/>
         </w:rPr>
-        <w:t>39. Katoh K, Standley DM. MAFFT Multiple Sequence Alignment Software Version 7: Improvements in Performance and Usability. Molecular Biology and Evolution. 2013;30:772–780. https://doi.org/10.1093/molbev/mst010.</w:t>
+        <w:t>39. Katoh K, Standley DM. MAFFT Multiple Sequence Alignment Software Version 7: Improvements in Performance and Usability. Mol Biol Evol. 2013;30:772–780. https://doi.org/10.1093/molbev/mst010.</w:t>
       </w:r>
     </w:p>
     <w:p>
@@ -2545,7 +2577,7 @@
         <w:rPr>
           <w:color w:val="1F4E79"/>
         </w:rPr>
-        <w:t>40. Price MN, Dehal PS, Arkin AP. FastTree 2 – Approximately Maximum-Likelihood Trees for Large Alignments. PLoS ONE. 2010;5:e9490. https://doi.org/10.1371/journal.pone.0009490.</w:t>
+        <w:t>40. Price MN, Dehal PS, Arkin AP. FastTree 2 – Approximately Maximum-Likelihood Trees for Large Alignments. PLoS One. 2010;5:e9490. https://doi.org/10.1371/journal.pone.0009490.</w:t>
       </w:r>
     </w:p>
     <w:p>
@@ -2554,7 +2586,7 @@
         <w:rPr>
           <w:color w:val="1F4E79"/>
         </w:rPr>
-        <w:t>41. Lozupone C, Knight R. UniFrac: a New Phylogenetic Method for Comparing Microbial Communities. Applied and Environmental Microbiology. 2005;71:8228–8235. https://doi.org/10.1128/aem.71.12.8228-8235.2005.</w:t>
+        <w:t>41. Lozupone C, Knight R. UniFrac: a New Phylogenetic Method for Comparing Microbial Communities. Appl Environ Microbiol. 2005;71:8228–8235. https://doi.org/10.1128/aem.71.12.8228-8235.2005.</w:t>
       </w:r>
     </w:p>
     <w:p>
@@ -2563,7 +2595,7 @@
         <w:rPr>
           <w:color w:val="1F4E79"/>
         </w:rPr>
-        <w:t>42. Faith DP. Conservation evaluation and phylogenetic diversity. Biological Conservation. 1992;61:1–10. https://doi.org/10.1016/0006-3207(92)91201-3.</w:t>
+        <w:t>42. Faith DP. Conservation evaluation and phylogenetic diversity. Biol Conserv. 1992;61:1–10. https://doi.org/10.1016/0006-3207(92)91201-3.</w:t>
       </w:r>
     </w:p>
     <w:p>
@@ -2581,7 +2613,7 @@
         <w:rPr>
           <w:color w:val="1F4E79"/>
         </w:rPr>
-        <w:t>44. Cameron ES, Schmidt PJ, Tremblay BJ-M, Emelko MB, Müller KM. Enhancing diversity analysis by repeatedly rarefying next generation sequencing data describing microbial communities. Scientific Reports. 2021;11:22302. https://doi.org/10.1038/s41598-021-01636-1.</w:t>
+        <w:t>44. Cameron ES, Schmidt PJ, Tremblay BJ-M, Emelko MB, Müller KM. Enhancing diversity analysis by repeatedly rarefying next generation sequencing data describing microbial communities. Sci Rep. 2021;11:22302. https://doi.org/10.1038/s41598-021-01636-1.</w:t>
       </w:r>
     </w:p>
     <w:p>
@@ -2590,7 +2622,7 @@
         <w:rPr>
           <w:color w:val="1F4E79"/>
         </w:rPr>
-        <w:t>45. Anderson MJ. A new method for non‐parametric multivariate analysis of variance. Austral Ecology. 2001;26:32–46. https://doi.org/10.1111/j.1442-9993.2001.01070.pp.x.</w:t>
+        <w:t>45. Anderson MJ. A new method for non‐parametric multivariate analysis of variance. Austral Ecol. 2001;26:32–46. https://doi.org/10.1111/j.1442-9993.2001.01070.pp.x.</w:t>
       </w:r>
     </w:p>
     <w:p>
@@ -2635,7 +2667,7 @@
         <w:rPr>
           <w:color w:val="1F4E79"/>
         </w:rPr>
-        <w:t>50. McMurdie PJ, Holmes S. phyloseq: An R Package for Reproducible Interactive Analysis and Graphics of Microbiome Census Data. PLoS ONE. 2013;8:e61217. https://doi.org/10.1371/journal.pone.0061217.</w:t>
+        <w:t>50. McMurdie PJ, Holmes S. phyloseq: An R Package for Reproducible Interactive Analysis and Graphics of Microbiome Census Data. PLoS One. 2013;8:e61217. https://doi.org/10.1371/journal.pone.0061217.</w:t>
       </w:r>
     </w:p>
     <w:p>
@@ -2655,7 +2687,7 @@
           <w:color w:val="888888"/>
           <w:sz w:val="18"/>
         </w:rPr>
-        <w:t>[Références : noms de revues non abrégés (à abréger selon la norme NLM avant soumission) ; Small et al. et Sevellec et al. cités dans leur version publiée (2019, Crossref) et non dans celle de la .bib ; Sinama et al. 2013 : deux notices possibles (thèse ou Frontiers in Zoology), la seconde retenue — à confirmer ; références logicielles (DADA2, SILVA, cutadapt, QIIME 2, MAFFT, FastTree, UniFrac, Faith, PERMANOVA, PERMDISP, Stier et al., phyloseq, vegan, HybridMicrobiomes) ajoutées le 2026-10-03, vérifiées sur Crossref, absentes de la .bib ; année = année du volume imprimé quand elle existe (Guivier et al. Microb Ecol 2018;75, en ligne 2017 ; Nielsen et al. 2023 ; Čížková et al. 2024 ; Guivier et al. Hydrobiologia 2019) — à confirmer.]</w:t>
+        <w:t>[Références : noms de revues abrégés le 2026-10-05 selon le catalogue NLM (MedlineTA, recherche par ISSN ; scripts/44-corrections_mecaniques.py) ; préprint, thèse, logiciels et dépôt non abrégés ; Small et al. et Sevellec et al. cités dans leur version publiée (2019, Crossref) et non dans celle de la .bib ; Sinama et al. 2013 : deux notices possibles (thèse ou Frontiers in Zoology), la seconde retenue — à confirmer ; références logicielles (DADA2, SILVA, cutadapt, QIIME 2, MAFFT, FastTree, UniFrac, Faith, PERMANOVA, PERMDISP, Stier et al., phyloseq, vegan, HybridMicrobiomes) ajoutées le 2026-10-03, vérifiées sur Crossref, absentes de la .bib ; année = année du volume imprimé quand elle existe (Guivier et al. Microb Ecol 2018;75, en ligne 2017 ; Nielsen et al. 2023 ; Čížková et al. 2024 ; Guivier et al. Hydrobiologia 2019) — à confirmer.]</w:t>
       </w:r>
     </w:p>
     <w:p>
@@ -2756,7 +2788,19 @@
         <w:rPr>
           <w:color w:val="1F4E79"/>
         </w:rPr>
-        <w:t>Difference between the median distance of hybrids to their group median and the mean of the two parental values, per metric, tissue (symbols) and sequencing run, with permutations constrained within station blocks and distances corrected for small-sample bias. Values below 0: hybrids less dispersed than the parental mean. Filled symbols: PERMDISP test of category significant (p &lt; 0.05). a Pass 1; b pass 2.</w:t>
+        <w:t xml:space="preserve">Difference between the median distance of hybrids to their group median and the mean of the two parental values, per metric, tissue (symbols) and sequencing run, with permutations constrained within station blocks and distances corrected for small-sample bias. </w:t>
+      </w:r>
+      <w:r>
+        <w:rPr>
+          <w:color w:val="1F4E79"/>
+        </w:rPr>
+        <w:t>Values below 0: hybrids less dispersed than the mean of the two parents; panel titles give the number of tests in which hybrids were less dispersed than both parents, a stricter condition.</w:t>
+      </w:r>
+      <w:r>
+        <w:rPr>
+          <w:color w:val="1F4E79"/>
+        </w:rPr>
+        <w:t xml:space="preserve"> Filled symbols: PERMDISP test of category significant (p &lt; 0.05). a Pass 1; b pass 2.</w:t>
       </w:r>
     </w:p>
     <w:p>

--- a/docs/manuscrit/Article_resserre.docx
+++ b/docs/manuscrit/Article_resserre.docx
@@ -280,15 +280,7 @@
           <w:color w:val="888888"/>
           <w:sz w:val="18"/>
         </w:rPr>
-        <w:t>[Introduction, draft 1 — points à trancher. (i) Titre provisoire inséré : sous-titre du supplément (JF, 2026-10-03) ; titre définitif en fin d'écriture. Cible Animal Microbiome (JF, 2026-10-03) : la structure Background / Methods / Results / Discussion / Conclusions et la section Declarations restent à mettre en place. (ii) Les références Wang et al. (2015) et Sevellec et al. (2014) proviennent de la liste du manuscrit d'origine et n'ont pas été relues en texte intégral : vérifier leur pertinence à l'endroit où elles sont placées. (iii) Deux corrections à propager dans docs/biblio/microbiome_hybrid_all_refs.bib : Small et al. est daté 2018 alors que Crossref donne 2019 pour 10.1128/msystems.00331-19 ; et le corégone y figure comme préprint (10.1101/312231) alors que la version publiée existe — Sevellec et al. 2019, Ecology and Evolution, 10.1002/ece3.5676, qui est la version citée ici. (iv) Les deux passes de définition de l'hybride et le traitement de la position de plaque (D2) sont alignés sur le §1 et le §8.6 (2026-09-25). Les paramètres a priori du 4H sont fixés par la décision D5 du 2026-09-25 : ρ = 0,5 au rang du genre, sensibilité rapportée sur ρ ∈ {0,3 ; 0,5 ; 0,7}, ϑ = ε = 0. Ce qui manque est leur description au §8.6, à écrire en même temps que le calcul 4H. (v) Vérifié sur genotypes_verifies_sept_180.csv, colonne n_chromosomes_introgresses : parmi les 22 quasi-purs, 17 sont introgressés sur un seul chromosome, 4 sur deux et 1 sur six. Le §1 et l'introduction portent désormais ces chiffres.]</w:t>
-      </w:r>
-      <w:r>
-        <w:rPr>
-          <w:i/>
-          <w:color w:val="888888"/>
-          <w:sz w:val="18"/>
-        </w:rPr>
-        <w:t xml:space="preserve"> [2026-10-03, soir : structure Animal Microbiome en place (Abstract, Background, Methods, Results, Discussion, Conclusions, Declarations, References numérotées, légendes) ; méthodes 4H au §8.11.]</w:t>
+        <w:t>[Introduction — reste ouvert (note réduite le 2026-10-05 ; points réglés retirés : structure Animal Microbiome, description du 4H au §8.11, effectifs des quasi-purs, corrections Small 2019 et Sevellec 2019 propagées dans la .bib). (i) Titre provisoire (sous-titre du supplément, JF 2026-10-03) ; titre définitif en fin d'écriture. (ii) Wang et al. 2015 [11] et Sevellec et al. 2014 [6] viennent de la liste du manuscrit d'origine et n'ont pas été relus en texte intégral : vérifier leur pertinence là où ils sont cités.]</w:t>
       </w:r>
     </w:p>
     <w:p>
@@ -500,7 +492,19 @@
         <w:rPr>
           <w:color w:val="1F4E79"/>
         </w:rPr>
-        <w:t>Reads were processed with a version-controlled pipeline (cutadapt 5.0 [34]; R 4.5.3 with DADA2 1.38.0 [35]; SILVA v138.2 [36]; BLAST+ 2.13.0; FastQC and MultiQC), each run being processed separately through denoising. The 16S V4 primers co-amplify the host mitochondrial 12S rRNA gene (15–67% of reads per sample); because the host amplicon (~190 bp) is shorter than the bacterial one (~253 bp), host reads were removed by length with cutadapt. Amplicon sequence variants (ASVs) were inferred per run with DADA2 after quality filtering and truncation, with error models learned per run; the three sequence tables were merged keeping runs distinct, chimeras were removed (consensus method) and taxonomy was assigned against SILVA with the naïve Bayesian classifier and exact species matching. ASVs assigned to Eukaryota, Chloroplast or Mitochondria, or unassigned at the domain level, were removed. Parameters and their justification are given in Supplementary Note S2.</w:t>
+        <w:t xml:space="preserve">Reads were processed with a version-controlled pipeline (cutadapt 5.0 [34]; R 4.5.3 with DADA2 1.38.0 [35]; SILVA v138.2 [36]; BLAST+ 2.13.0; FastQC and MultiQC), each run being processed separately through denoising. The 16S V4 primers co-amplify the host mitochondrial 12S rRNA gene </w:t>
+      </w:r>
+      <w:r>
+        <w:rPr>
+          <w:color w:val="1F4E79"/>
+        </w:rPr>
+        <w:t>(host 12S and primer dimers: 14–15 % of reads per run; median 12 % per biological sample, range 0–99 %)</w:t>
+      </w:r>
+      <w:r>
+        <w:rPr>
+          <w:color w:val="1F4E79"/>
+        </w:rPr>
+        <w:t>; because the host amplicon (~190 bp) is shorter than the bacterial one (~253 bp), host reads were removed by length with cutadapt. Amplicon sequence variants (ASVs) were inferred per run with DADA2 after quality filtering and truncation, with error models learned per run; the three sequence tables were merged keeping runs distinct, chimeras were removed (consensus method) and taxonomy was assigned against SILVA with the naïve Bayesian classifier and exact species matching. ASVs assigned to Eukaryota, Chloroplast or Mitochondria, or unassigned at the domain level, were removed. Parameters and their justification are given in Supplementary Note S2.</w:t>
       </w:r>
     </w:p>
     <w:p>

--- a/docs/manuscrit/Article_resserre.docx
+++ b/docs/manuscrit/Article_resserre.docx
@@ -921,7 +921,27 @@
         <w:rPr>
           <w:color w:val="1F4E79"/>
         </w:rPr>
-        <w:t xml:space="preserve"> — in each pass, tissue and sequencing run. Its parameters and reading rules were fixed in a document committed before any index was computed: core fraction ρ = 0.5 at genus rank, with sensitivity at ρ = 0.3 and 0.7 and at family rank, and no abundance threshold (ϑ = ε = 0); ρ ≥ 0.8 was excluded because the Intersection dimension vanishes there on the published natural hybrid system. Counts were aggregated to genus — 48.6 % of ASVs, carrying 64.1 % of reads, were assigned to a genus (family: 77.9 % and 90.6 %) — and unassigned ASVs were excluded. Samples carrying at least 1,000 genus-assigned reads (1,749 of the 1,784 rarefied samples) were rarefied to that depth at each of 500 bootstraps; on the published natural hybrid system the parental axis varies by at most 0.067 between 1,000 and 10,000 reads [14]. Each bootstrap drew without replacement the same number of hosts N from each class, N being one less than the smallest class of pass 1 in the stratum (9 in the caudal fin, 10–19 elsewhere), and the same N was applied to pass 2; pass 2 was also computed at its own N. The abundance-based version of the index, the pre-analysis of core fractions, the null plane and a null hybrid averaging one randomly drawn individual of each parental species were computed with the same settings. An axis — parental (Union + Intersection) or transgressive (Gain + Loss) — was called dominant when it exceeded 0.5 in all three runs, and robust when the same axis also dominated at ρ = 0.3, at ρ = 0.7, at family rank and in the abundance-based version; two compartments were called different when the 95 % bootstrap intervals of the transgressive axis were disjoint in all three runs. The PERMANOVA comparison of bootstrap sets offered by the package was not used, because its p-value decreases with the arbitrarily chosen number of bootstraps. Preferential retention of the taxa shared by both parents was inferred when more than 95 % of bootstraps lay on the Intersection side of the null plane in all three runs.</w:t>
+        <w:t xml:space="preserve"> — in each pass, tissue and sequencing run. Its parameters and reading rules were fixed in a document committed before any index was computed: core fraction ρ = 0.5 at genus rank, with sensitivity at ρ = 0.3 and 0.7 and at family rank, and no abundance threshold (ϑ = ε = 0); ρ ≥ 0.8 was excluded because the Intersection dimension vanishes there on the published natural hybrid system. Counts were aggregated to genus — 48.6 % of ASVs, carrying 64.1 % of reads, were assigned to a genus (family: 77.9 % and 90.6 %) — and unassigned ASVs were excluded. Samples carrying at least 1,000 genus-assigned reads (1,749 of the 1,784 rarefied samples) were rarefied to that depth at each of 500 bootstraps; on the published natural hybrid system the parental axis </w:t>
+      </w:r>
+      <w:r>
+        <w:rPr>
+          <w:color w:val="1F4E79"/>
+        </w:rPr>
+        <w:t>varies by at most 0.066 between 1,000 and 10,000 reads [14]</w:t>
+      </w:r>
+      <w:r>
+        <w:rPr>
+          <w:color w:val="1F4E79"/>
+        </w:rPr>
+        <w:t>. Each bootstrap drew without replacement the same number of hosts N from each class, N being one less than the smallest class of pass 1 in the stratum (9 in the caudal fin, 10–19 elsewhere), and the same N was applied to pass 2; pass 2 was also computed at its own N. The abundance-based version of the index, the pre-analysis of core fractions, the null plane and a null hybrid averaging one randomly drawn individual of each parental species were computed with the same settings. An axis — parental (Union + Intersection) or transgressive (Gain + Loss) — was called dominant when it exceeded 0.5 in all three runs, and robust when the same axis also dominated at ρ = 0.3, at ρ = 0.7, at family rank and in the abundance-based version; two compartments were called different when the 95 % bootstrap intervals of the transgressive axis were disjoint in all three runs. The PERMANOVA comparison of bootstrap sets offered by the package was not used, because its p-value decreases with the arbitrarily chosen number of bootstraps. Preferential retention of the taxa shared by both parents was inferred when more than 95 % of bootstraps lay on the Intersection side of the null plane in all three runs.</w:t>
+      </w:r>
+      <w:r>
+        <w:rPr>
+          <w:i/>
+          <w:color w:val="888888"/>
+          <w:sz w:val="18"/>
+        </w:rPr>
+        <w:t xml:space="preserve"> [0,066 : Camper et al. 2024, Supporting Information, Table S.4.1 (lézard Aspidoscelis, version Jaccard, axe parental 0,4183 → 0,4847) ; 0,045 en version Bray-Curtis (Table S.4.2). L'ancienne valeur 0,067 était mal arrondie. Exclusion de ρ ≥ 0,8 vérifiée : Intersection = 0 à ρ = 0,8 dans les Tables S.2.1 et S.2.2 (0,015 et 0,010 à ρ = 0,7). Vérifié le 2026-10-05.]</w:t>
       </w:r>
     </w:p>
     <w:p>
